--- a/klagomål/A 61583-2025 FSC-klagomål.docx
+++ b/klagomål/A 61583-2025 FSC-klagomål.docx
@@ -697,7 +697,7 @@
     <w:r>
       <w:tab/>
       <w:tab/>
-      <w:t>2025-12-12</w:t>
+      <w:t>2025-12-13</w:t>
       <w:br/>
       <w:br/>
     </w:r>

--- a/klagomål/A 61583-2025 FSC-klagomål.docx
+++ b/klagomål/A 61583-2025 FSC-klagomål.docx
@@ -697,7 +697,7 @@
     <w:r>
       <w:tab/>
       <w:tab/>
-      <w:t>2025-12-19</w:t>
+      <w:t>2025-12-20</w:t>
       <w:br/>
       <w:br/>
     </w:r>

--- a/klagomål/A 61583-2025 FSC-klagomål.docx
+++ b/klagomål/A 61583-2025 FSC-klagomål.docx
@@ -697,7 +697,7 @@
     <w:r>
       <w:tab/>
       <w:tab/>
-      <w:t>2025-12-20</w:t>
+      <w:t>2025-12-21</w:t>
       <w:br/>
       <w:br/>
     </w:r>

--- a/klagomål/A 61583-2025 FSC-klagomål.docx
+++ b/klagomål/A 61583-2025 FSC-klagomål.docx
@@ -697,7 +697,7 @@
     <w:r>
       <w:tab/>
       <w:tab/>
-      <w:t>2025-12-21</w:t>
+      <w:t>2025-12-22</w:t>
       <w:br/>
       <w:br/>
     </w:r>

--- a/klagomål/A 61583-2025 FSC-klagomål.docx
+++ b/klagomål/A 61583-2025 FSC-klagomål.docx
@@ -697,7 +697,7 @@
     <w:r>
       <w:tab/>
       <w:tab/>
-      <w:t>2025-12-22</w:t>
+      <w:t>2025-12-26</w:t>
       <w:br/>
       <w:br/>
     </w:r>

--- a/klagomål/A 61583-2025 FSC-klagomål.docx
+++ b/klagomål/A 61583-2025 FSC-klagomål.docx
@@ -697,7 +697,7 @@
     <w:r>
       <w:tab/>
       <w:tab/>
-      <w:t>2026-01-03</w:t>
+      <w:t>2026-01-04</w:t>
       <w:br/>
       <w:br/>
     </w:r>

--- a/klagomål/A 61583-2025 FSC-klagomål.docx
+++ b/klagomål/A 61583-2025 FSC-klagomål.docx
@@ -697,7 +697,7 @@
     <w:r>
       <w:tab/>
       <w:tab/>
-      <w:t>2026-01-07</w:t>
+      <w:t>2026-01-08</w:t>
       <w:br/>
       <w:br/>
     </w:r>

--- a/klagomål/A 61583-2025 FSC-klagomål.docx
+++ b/klagomål/A 61583-2025 FSC-klagomål.docx
@@ -697,7 +697,7 @@
     <w:r>
       <w:tab/>
       <w:tab/>
-      <w:t>2026-01-08</w:t>
+      <w:t>2026-01-09</w:t>
       <w:br/>
       <w:br/>
     </w:r>

--- a/klagomål/A 61583-2025 FSC-klagomål.docx
+++ b/klagomål/A 61583-2025 FSC-klagomål.docx
@@ -697,7 +697,7 @@
     <w:r>
       <w:tab/>
       <w:tab/>
-      <w:t>2026-01-09</w:t>
+      <w:t>2026-01-10</w:t>
       <w:br/>
       <w:br/>
     </w:r>

--- a/klagomål/A 61583-2025 FSC-klagomål.docx
+++ b/klagomål/A 61583-2025 FSC-klagomål.docx
@@ -697,7 +697,7 @@
     <w:r>
       <w:tab/>
       <w:tab/>
-      <w:t>2026-01-10</w:t>
+      <w:t>2026-01-11</w:t>
       <w:br/>
       <w:br/>
     </w:r>

--- a/klagomål/A 61583-2025 FSC-klagomål.docx
+++ b/klagomål/A 61583-2025 FSC-klagomål.docx
@@ -697,7 +697,7 @@
     <w:r>
       <w:tab/>
       <w:tab/>
-      <w:t>2026-01-11</w:t>
+      <w:t>2026-01-12</w:t>
       <w:br/>
       <w:br/>
     </w:r>

--- a/klagomål/A 61583-2025 FSC-klagomål.docx
+++ b/klagomål/A 61583-2025 FSC-klagomål.docx
@@ -697,7 +697,7 @@
     <w:r>
       <w:tab/>
       <w:tab/>
-      <w:t>2026-01-12</w:t>
+      <w:t>2026-01-13</w:t>
       <w:br/>
       <w:br/>
     </w:r>

--- a/klagomål/A 61583-2025 FSC-klagomål.docx
+++ b/klagomål/A 61583-2025 FSC-klagomål.docx
@@ -697,7 +697,7 @@
     <w:r>
       <w:tab/>
       <w:tab/>
-      <w:t>2026-01-13</w:t>
+      <w:t>2026-01-14</w:t>
       <w:br/>
       <w:br/>
     </w:r>

--- a/klagomål/A 61583-2025 FSC-klagomål.docx
+++ b/klagomål/A 61583-2025 FSC-klagomål.docx
@@ -697,7 +697,7 @@
     <w:r>
       <w:tab/>
       <w:tab/>
-      <w:t>2026-01-14</w:t>
+      <w:t>2026-01-15</w:t>
       <w:br/>
       <w:br/>
     </w:r>

--- a/klagomål/A 61583-2025 FSC-klagomål.docx
+++ b/klagomål/A 61583-2025 FSC-klagomål.docx
@@ -697,7 +697,7 @@
     <w:r>
       <w:tab/>
       <w:tab/>
-      <w:t>2026-01-15</w:t>
+      <w:t>2026-01-16</w:t>
       <w:br/>
       <w:br/>
     </w:r>

--- a/klagomål/A 61583-2025 FSC-klagomål.docx
+++ b/klagomål/A 61583-2025 FSC-klagomål.docx
@@ -697,7 +697,7 @@
     <w:r>
       <w:tab/>
       <w:tab/>
-      <w:t>2026-01-16</w:t>
+      <w:t>2026-01-17</w:t>
       <w:br/>
       <w:br/>
     </w:r>

--- a/klagomål/A 61583-2025 FSC-klagomål.docx
+++ b/klagomål/A 61583-2025 FSC-klagomål.docx
@@ -697,7 +697,7 @@
     <w:r>
       <w:tab/>
       <w:tab/>
-      <w:t>2026-01-17</w:t>
+      <w:t>2026-01-18</w:t>
       <w:br/>
       <w:br/>
     </w:r>

--- a/klagomål/A 61583-2025 FSC-klagomål.docx
+++ b/klagomål/A 61583-2025 FSC-klagomål.docx
@@ -697,7 +697,7 @@
     <w:r>
       <w:tab/>
       <w:tab/>
-      <w:t>2026-01-18</w:t>
+      <w:t>2026-01-19</w:t>
       <w:br/>
       <w:br/>
     </w:r>

--- a/klagomål/A 61583-2025 FSC-klagomål.docx
+++ b/klagomål/A 61583-2025 FSC-klagomål.docx
@@ -697,7 +697,7 @@
     <w:r>
       <w:tab/>
       <w:tab/>
-      <w:t>2026-01-19</w:t>
+      <w:t>2026-01-20</w:t>
       <w:br/>
       <w:br/>
     </w:r>

--- a/klagomål/A 61583-2025 FSC-klagomål.docx
+++ b/klagomål/A 61583-2025 FSC-klagomål.docx
@@ -697,7 +697,7 @@
     <w:r>
       <w:tab/>
       <w:tab/>
-      <w:t>2026-01-20</w:t>
+      <w:t>2026-01-21</w:t>
       <w:br/>
       <w:br/>
     </w:r>

--- a/klagomål/A 61583-2025 FSC-klagomål.docx
+++ b/klagomål/A 61583-2025 FSC-klagomål.docx
@@ -697,7 +697,7 @@
     <w:r>
       <w:tab/>
       <w:tab/>
-      <w:t>2026-01-21</w:t>
+      <w:t>2026-01-23</w:t>
       <w:br/>
       <w:br/>
     </w:r>

--- a/klagomål/A 61583-2025 FSC-klagomål.docx
+++ b/klagomål/A 61583-2025 FSC-klagomål.docx
@@ -697,7 +697,7 @@
     <w:r>
       <w:tab/>
       <w:tab/>
-      <w:t>2026-01-23</w:t>
+      <w:t>2026-01-24</w:t>
       <w:br/>
       <w:br/>
     </w:r>

--- a/klagomål/A 61583-2025 FSC-klagomål.docx
+++ b/klagomål/A 61583-2025 FSC-klagomål.docx
@@ -697,7 +697,7 @@
     <w:r>
       <w:tab/>
       <w:tab/>
-      <w:t>2026-01-24</w:t>
+      <w:t>2026-01-25</w:t>
       <w:br/>
       <w:br/>
     </w:r>

--- a/klagomål/A 61583-2025 FSC-klagomål.docx
+++ b/klagomål/A 61583-2025 FSC-klagomål.docx
@@ -697,7 +697,7 @@
     <w:r>
       <w:tab/>
       <w:tab/>
-      <w:t>2026-01-25</w:t>
+      <w:t>2026-01-26</w:t>
       <w:br/>
       <w:br/>
     </w:r>

--- a/klagomål/A 61583-2025 FSC-klagomål.docx
+++ b/klagomål/A 61583-2025 FSC-klagomål.docx
@@ -697,7 +697,7 @@
     <w:r>
       <w:tab/>
       <w:tab/>
-      <w:t>2026-01-26</w:t>
+      <w:t>2026-01-27</w:t>
       <w:br/>
       <w:br/>
     </w:r>

--- a/klagomål/A 61583-2025 FSC-klagomål.docx
+++ b/klagomål/A 61583-2025 FSC-klagomål.docx
@@ -697,7 +697,7 @@
     <w:r>
       <w:tab/>
       <w:tab/>
-      <w:t>2026-01-27</w:t>
+      <w:t>2026-01-28</w:t>
       <w:br/>
       <w:br/>
     </w:r>

--- a/klagomål/A 61583-2025 FSC-klagomål.docx
+++ b/klagomål/A 61583-2025 FSC-klagomål.docx
@@ -112,7 +112,7 @@
         <w:pStyle w:val="ListBullet"/>
       </w:pPr>
       <w:r>
-        <w:t>Om ett ombud (tex Norra skog eller Mellanskog) avverkningsanmäler en skog med naturvärden motsvarande nyckelbiotops kvalité men markägaren inte är FSC certifierad, bör du skicka in ett FSC kontrollerat virke klagomål. Då ska klagomålet skickas till ombudsföretaget.</w:t>
+        <w:t>Om ett ombud (tex Norra skog eller Mellanskog) avverkningsanmäler en skog med naturvärden motsvarande nyckelbiotops kvalitet men markägaren inte är FSC certifierad, bör du skicka in ett FSC kontrollerat virke klagomål. Då ska klagomålet skickas till ombudsföretaget.</w:t>
       </w:r>
     </w:p>
     <w:p>
@@ -254,7 +254,16 @@
         <w:t>Kolflarnlav (NT)</w:t>
       </w:r>
       <w:r>
-        <w:t xml:space="preserve"> är brandberoende och växer nästan uteslutande på kolad hård kärnved av tall. Etableringen verkar ske först 100–300 år efter brand och nytt substrat nybildas i mycket begränsad omfattning. Avverkning av tallskog av naturskogskaraktär med spår av återkommande bränder är ett hot och mängden lämplig ved att växa på för arten minskar dels på grund av naturlig nedbrytning men framförallt på grund av att det förstörs i samband med slutavverkningar, gallringar och markberedning. Såväl kolflarnlav som mörk kolflarnlav har glänsande bålfjäll och förekommer främst i tall- och blandbarrskogar av naturskogskaraktär med spår av återkommande bränder. Skogar som dessa hyser höga biologiska värden och bör skyddas (SLU Artdatabanken, 2024).</w:t>
+        <w:t xml:space="preserve"> är brandberoende och växer nästan uteslutande på kolad hård kärnved av tall. Etableringen verkar ske först 100–300 år efter brand och nytt substrat nybildas i mycket begränsad omfattning. Avverkning av tallskog av naturskogskaraktär med spår av återkommande bränder är ett hot och mängden lämplig ved att växa på för arten minskar dels på grund av naturlig nedbrytning men framförallt på grund av att det förstörs i samband med slutavverkningar, gallringar och markberedning. Såväl kolflarnlav som mörk kolflarnlav har glänsande bålfjäll och förekommer främst i tall- och blandbarrskogar av naturskogskaraktär med spår av återkommande bränder. Skogar som dessa hyser höga biologiska värden och bör skyddas. Kolflarnlav är typisk art för </w:t>
+      </w:r>
+      <w:r>
+        <w:rPr>
+          <w:i/>
+        </w:rPr>
+        <w:t>9010 Taiga</w:t>
+      </w:r>
+      <w:r>
+        <w:t xml:space="preserve"> (SLU Artdatabanken, 2024).</w:t>
       </w:r>
     </w:p>
     <w:p>
@@ -279,6 +288,35 @@
     <w:p>
       <w:r>
         <w:t>Följande fridlysta arter har sina livsmiljöer och växtplatser i den avverkningsanmälda skogen: varglav (NT, §8) och plattlummer (S, §9).</w:t>
+      </w:r>
+    </w:p>
+    <w:p>
+      <w:r>
+        <w:rPr>
+          <w:b/>
+        </w:rPr>
+        <w:t>Plattlummer (§9)</w:t>
+      </w:r>
+      <w:r>
+        <w:t xml:space="preserve"> växer främst i ljusöppna sandtallskogar eller annan gles, torr och brandpräglad hedbarrskog. Den är mest frekvent i olika typer av naturskogar och kontinuitetsskogar och missgynnas markant av slutavverkning och maskinell markberedning. Söder ut i landet förekommer de närstående arterna cypresslummer (VU, §8) och mellanlummer (VU, §9), vilka båda omfattas av EU:s art- och habitatdirektiv. Plattlummer är typisk art för </w:t>
+      </w:r>
+      <w:r>
+        <w:rPr>
+          <w:i/>
+        </w:rPr>
+        <w:t xml:space="preserve">9010 Taiga </w:t>
+      </w:r>
+      <w:r>
+        <w:t>och</w:t>
+      </w:r>
+      <w:r>
+        <w:rPr>
+          <w:i/>
+        </w:rPr>
+        <w:t xml:space="preserve"> 2320 Rissandhedar </w:t>
+      </w:r>
+      <w:r>
+        <w:t>(Nitare &amp; Skogsstyrelsen, 2019; SLU Artdatabanken, 2025).</w:t>
       </w:r>
     </w:p>
     <w:p>
@@ -697,7 +735,7 @@
     <w:r>
       <w:tab/>
       <w:tab/>
-      <w:t>2026-01-28</w:t>
+      <w:t>2026-01-29</w:t>
       <w:br/>
       <w:br/>
     </w:r>

--- a/klagomål/A 61583-2025 FSC-klagomål.docx
+++ b/klagomål/A 61583-2025 FSC-klagomål.docx
@@ -735,7 +735,7 @@
     <w:r>
       <w:tab/>
       <w:tab/>
-      <w:t>2026-01-29</w:t>
+      <w:t>2026-01-30</w:t>
       <w:br/>
       <w:br/>
     </w:r>

--- a/klagomål/A 61583-2025 FSC-klagomål.docx
+++ b/klagomål/A 61583-2025 FSC-klagomål.docx
@@ -735,7 +735,7 @@
     <w:r>
       <w:tab/>
       <w:tab/>
-      <w:t>2026-01-30</w:t>
+      <w:t>2026-01-31</w:t>
       <w:br/>
       <w:br/>
     </w:r>

--- a/klagomål/A 61583-2025 FSC-klagomål.docx
+++ b/klagomål/A 61583-2025 FSC-klagomål.docx
@@ -735,7 +735,7 @@
     <w:r>
       <w:tab/>
       <w:tab/>
-      <w:t>2026-02-22</w:t>
+      <w:t>2026-02-23</w:t>
       <w:br/>
       <w:br/>
     </w:r>

--- a/klagomål/A 61583-2025 FSC-klagomål.docx
+++ b/klagomål/A 61583-2025 FSC-klagomål.docx
@@ -735,7 +735,7 @@
     <w:r>
       <w:tab/>
       <w:tab/>
-      <w:t>2026-02-23</w:t>
+      <w:t>2026-02-24</w:t>
       <w:br/>
       <w:br/>
     </w:r>

--- a/klagomål/A 61583-2025 FSC-klagomål.docx
+++ b/klagomål/A 61583-2025 FSC-klagomål.docx
@@ -735,7 +735,7 @@
     <w:r>
       <w:tab/>
       <w:tab/>
-      <w:t>2026-02-24</w:t>
+      <w:t>2026-02-25</w:t>
       <w:br/>
       <w:br/>
     </w:r>

--- a/klagomål/A 61583-2025 FSC-klagomål.docx
+++ b/klagomål/A 61583-2025 FSC-klagomål.docx
@@ -735,7 +735,7 @@
     <w:r>
       <w:tab/>
       <w:tab/>
-      <w:t>2026-02-25</w:t>
+      <w:t>2026-02-26</w:t>
       <w:br/>
       <w:br/>
     </w:r>

--- a/klagomål/A 61583-2025 FSC-klagomål.docx
+++ b/klagomål/A 61583-2025 FSC-klagomål.docx
@@ -735,7 +735,7 @@
     <w:r>
       <w:tab/>
       <w:tab/>
-      <w:t>2026-02-26</w:t>
+      <w:t>2026-02-28</w:t>
       <w:br/>
       <w:br/>
     </w:r>

--- a/klagomål/A 61583-2025 FSC-klagomål.docx
+++ b/klagomål/A 61583-2025 FSC-klagomål.docx
@@ -735,7 +735,7 @@
     <w:r>
       <w:tab/>
       <w:tab/>
-      <w:t>2026-02-28</w:t>
+      <w:t>2026-03-01</w:t>
       <w:br/>
       <w:br/>
     </w:r>

--- a/klagomål/A 61583-2025 FSC-klagomål.docx
+++ b/klagomål/A 61583-2025 FSC-klagomål.docx
@@ -735,7 +735,7 @@
     <w:r>
       <w:tab/>
       <w:tab/>
-      <w:t>2026-03-01</w:t>
+      <w:t>2026-03-02</w:t>
       <w:br/>
       <w:br/>
     </w:r>

--- a/klagomål/A 61583-2025 FSC-klagomål.docx
+++ b/klagomål/A 61583-2025 FSC-klagomål.docx
@@ -327,7 +327,7 @@
         <w:t>Varglav (NT, §8)</w:t>
       </w:r>
       <w:r>
-        <w:t xml:space="preserve"> växer på gammal, torr, hård ved, främst på torrakor och högstubbar av tall i öppna lägen, främst på myrar och i myrkanter. Lämpliga torrakor nyskapas praktiskt taget inte alls. Arten är placerad högst upp i Skogsstyrelsens värdepyramid för bedömning av skog med höga naturvärden och är fridlyst enligt 8 § artskyddsförordningen. Tidigare fanns varglav även på ved i kulturlandskapet men den har nästan helt försvunnit från denna miljö (SLU Artdatabanken, 2024; Nitare &amp; Skogsstyrelsen, 2019).</w:t>
+        <w:t xml:space="preserve"> växer på gammal, torr, hård ved, främst på torrakor och högstubbar av tall i öppna lägen, främst på myrar och i myrkanter. Lämpliga torrakor nyskapas praktiskt taget inte alls. Arten är placerad högst upp i Skogsstyrelsens värdepyramid för bedömning av skog med höga naturvärden och är fridlyst enligt 8 § artskyddsförordningen. Tidigare fanns varglav även på ved i kulturlandskapet men den har nästan helt försvunnit från denna miljö. På lokaler med riklig förekomst av varglav kan man hitta den sällsynta lavparasiten varglavsknöl (VU), som är knuten till varglav (SLU Artdatabanken, 2024; Nitare &amp; Skogsstyrelsen, 2019).</w:t>
       </w:r>
     </w:p>
     <w:p>
@@ -735,7 +735,7 @@
     <w:r>
       <w:tab/>
       <w:tab/>
-      <w:t>2026-03-02</w:t>
+      <w:t>2026-03-03</w:t>
       <w:br/>
       <w:br/>
     </w:r>

--- a/klagomål/A 61583-2025 FSC-klagomål.docx
+++ b/klagomål/A 61583-2025 FSC-klagomål.docx
@@ -735,7 +735,7 @@
     <w:r>
       <w:tab/>
       <w:tab/>
-      <w:t>2026-03-03</w:t>
+      <w:t>2026-03-04</w:t>
       <w:br/>
       <w:br/>
     </w:r>

--- a/klagomål/A 61583-2025 FSC-klagomål.docx
+++ b/klagomål/A 61583-2025 FSC-klagomål.docx
@@ -735,7 +735,7 @@
     <w:r>
       <w:tab/>
       <w:tab/>
-      <w:t>2026-03-04</w:t>
+      <w:t>2026-03-05</w:t>
       <w:br/>
       <w:br/>
     </w:r>

--- a/klagomål/A 61583-2025 FSC-klagomål.docx
+++ b/klagomål/A 61583-2025 FSC-klagomål.docx
@@ -735,7 +735,7 @@
     <w:r>
       <w:tab/>
       <w:tab/>
-      <w:t>2026-03-05</w:t>
+      <w:t>2026-03-06</w:t>
       <w:br/>
       <w:br/>
     </w:r>

--- a/klagomål/A 61583-2025 FSC-klagomål.docx
+++ b/klagomål/A 61583-2025 FSC-klagomål.docx
@@ -735,7 +735,7 @@
     <w:r>
       <w:tab/>
       <w:tab/>
-      <w:t>2026-03-06</w:t>
+      <w:t>2026-03-07</w:t>
       <w:br/>
       <w:br/>
     </w:r>

--- a/klagomål/A 61583-2025 FSC-klagomål.docx
+++ b/klagomål/A 61583-2025 FSC-klagomål.docx
@@ -735,7 +735,7 @@
     <w:r>
       <w:tab/>
       <w:tab/>
-      <w:t>2026-03-07</w:t>
+      <w:t>2026-03-08</w:t>
       <w:br/>
       <w:br/>
     </w:r>

--- a/klagomål/A 61583-2025 FSC-klagomål.docx
+++ b/klagomål/A 61583-2025 FSC-klagomål.docx
@@ -735,7 +735,7 @@
     <w:r>
       <w:tab/>
       <w:tab/>
-      <w:t>2026-03-08</w:t>
+      <w:t>2026-03-09</w:t>
       <w:br/>
       <w:br/>
     </w:r>

--- a/klagomål/A 61583-2025 FSC-klagomål.docx
+++ b/klagomål/A 61583-2025 FSC-klagomål.docx
@@ -735,7 +735,7 @@
     <w:r>
       <w:tab/>
       <w:tab/>
-      <w:t>2026-03-09</w:t>
+      <w:t>2026-03-10</w:t>
       <w:br/>
       <w:br/>
     </w:r>

--- a/klagomål/A 61583-2025 FSC-klagomål.docx
+++ b/klagomål/A 61583-2025 FSC-klagomål.docx
@@ -735,7 +735,7 @@
     <w:r>
       <w:tab/>
       <w:tab/>
-      <w:t>2026-03-10</w:t>
+      <w:t>2026-03-11</w:t>
       <w:br/>
       <w:br/>
     </w:r>

--- a/klagomål/A 61583-2025 FSC-klagomål.docx
+++ b/klagomål/A 61583-2025 FSC-klagomål.docx
@@ -735,7 +735,7 @@
     <w:r>
       <w:tab/>
       <w:tab/>
-      <w:t>2026-03-11</w:t>
+      <w:t>2026-03-12</w:t>
       <w:br/>
       <w:br/>
     </w:r>

--- a/klagomål/A 61583-2025 FSC-klagomål.docx
+++ b/klagomål/A 61583-2025 FSC-klagomål.docx
@@ -735,7 +735,7 @@
     <w:r>
       <w:tab/>
       <w:tab/>
-      <w:t>2026-03-12</w:t>
+      <w:t>2026-03-13</w:t>
       <w:br/>
       <w:br/>
     </w:r>

--- a/klagomål/A 61583-2025 FSC-klagomål.docx
+++ b/klagomål/A 61583-2025 FSC-klagomål.docx
@@ -735,7 +735,7 @@
     <w:r>
       <w:tab/>
       <w:tab/>
-      <w:t>2026-04-14</w:t>
+      <w:t>2026-04-15</w:t>
       <w:br/>
       <w:br/>
     </w:r>

--- a/klagomål/A 61583-2025 FSC-klagomål.docx
+++ b/klagomål/A 61583-2025 FSC-klagomål.docx
@@ -735,7 +735,7 @@
     <w:r>
       <w:tab/>
       <w:tab/>
-      <w:t>2026-04-15</w:t>
+      <w:t>2026-04-16</w:t>
       <w:br/>
       <w:br/>
     </w:r>

--- a/klagomål/A 61583-2025 FSC-klagomål.docx
+++ b/klagomål/A 61583-2025 FSC-klagomål.docx
@@ -735,7 +735,7 @@
     <w:r>
       <w:tab/>
       <w:tab/>
-      <w:t>2026-04-16</w:t>
+      <w:t>2026-04-17</w:t>
       <w:br/>
       <w:br/>
     </w:r>

--- a/klagomål/A 61583-2025 FSC-klagomål.docx
+++ b/klagomål/A 61583-2025 FSC-klagomål.docx
@@ -735,7 +735,7 @@
     <w:r>
       <w:tab/>
       <w:tab/>
-      <w:t>2026-04-17</w:t>
+      <w:t>2026-04-18</w:t>
       <w:br/>
       <w:br/>
     </w:r>

--- a/klagomål/A 61583-2025 FSC-klagomål.docx
+++ b/klagomål/A 61583-2025 FSC-klagomål.docx
@@ -735,7 +735,7 @@
     <w:r>
       <w:tab/>
       <w:tab/>
-      <w:t>2026-04-18</w:t>
+      <w:t>2026-04-19</w:t>
       <w:br/>
       <w:br/>
     </w:r>

--- a/klagomål/A 61583-2025 FSC-klagomål.docx
+++ b/klagomål/A 61583-2025 FSC-klagomål.docx
@@ -735,7 +735,7 @@
     <w:r>
       <w:tab/>
       <w:tab/>
-      <w:t>2026-04-19</w:t>
+      <w:t>2026-04-20</w:t>
       <w:br/>
       <w:br/>
     </w:r>

--- a/klagomål/A 61583-2025 FSC-klagomål.docx
+++ b/klagomål/A 61583-2025 FSC-klagomål.docx
@@ -735,7 +735,7 @@
     <w:r>
       <w:tab/>
       <w:tab/>
-      <w:t>2026-04-20</w:t>
+      <w:t>2026-04-21</w:t>
       <w:br/>
       <w:br/>
     </w:r>

--- a/klagomål/A 61583-2025 FSC-klagomål.docx
+++ b/klagomål/A 61583-2025 FSC-klagomål.docx
@@ -735,7 +735,7 @@
     <w:r>
       <w:tab/>
       <w:tab/>
-      <w:t>2026-04-21</w:t>
+      <w:t>2026-04-22</w:t>
       <w:br/>
       <w:br/>
     </w:r>

--- a/klagomål/A 61583-2025 FSC-klagomål.docx
+++ b/klagomål/A 61583-2025 FSC-klagomål.docx
@@ -735,7 +735,7 @@
     <w:r>
       <w:tab/>
       <w:tab/>
-      <w:t>2026-04-22</w:t>
+      <w:t>2026-04-23</w:t>
       <w:br/>
       <w:br/>
     </w:r>

--- a/klagomål/A 61583-2025 FSC-klagomål.docx
+++ b/klagomål/A 61583-2025 FSC-klagomål.docx
@@ -735,7 +735,7 @@
     <w:r>
       <w:tab/>
       <w:tab/>
-      <w:t>2026-04-23</w:t>
+      <w:t>2026-04-24</w:t>
       <w:br/>
       <w:br/>
     </w:r>

--- a/klagomål/A 61583-2025 FSC-klagomål.docx
+++ b/klagomål/A 61583-2025 FSC-klagomål.docx
@@ -735,7 +735,7 @@
     <w:r>
       <w:tab/>
       <w:tab/>
-      <w:t>2026-04-24</w:t>
+      <w:t>2026-04-25</w:t>
       <w:br/>
       <w:br/>
     </w:r>

--- a/klagomål/A 61583-2025 FSC-klagomål.docx
+++ b/klagomål/A 61583-2025 FSC-klagomål.docx
@@ -735,7 +735,7 @@
     <w:r>
       <w:tab/>
       <w:tab/>
-      <w:t>2026-04-25</w:t>
+      <w:t>2026-04-26</w:t>
       <w:br/>
       <w:br/>
     </w:r>

--- a/klagomål/A 61583-2025 FSC-klagomål.docx
+++ b/klagomål/A 61583-2025 FSC-klagomål.docx
@@ -735,7 +735,7 @@
     <w:r>
       <w:tab/>
       <w:tab/>
-      <w:t>2026-04-26</w:t>
+      <w:t>2026-04-27</w:t>
       <w:br/>
       <w:br/>
     </w:r>

--- a/klagomål/A 61583-2025 FSC-klagomål.docx
+++ b/klagomål/A 61583-2025 FSC-klagomål.docx
@@ -735,7 +735,7 @@
     <w:r>
       <w:tab/>
       <w:tab/>
-      <w:t>2026-04-27</w:t>
+      <w:t>2026-04-28</w:t>
       <w:br/>
       <w:br/>
     </w:r>

--- a/klagomål/A 61583-2025 FSC-klagomål.docx
+++ b/klagomål/A 61583-2025 FSC-klagomål.docx
@@ -735,7 +735,7 @@
     <w:r>
       <w:tab/>
       <w:tab/>
-      <w:t>2026-04-28</w:t>
+      <w:t>2026-04-29</w:t>
       <w:br/>
       <w:br/>
     </w:r>

--- a/klagomål/A 61583-2025 FSC-klagomål.docx
+++ b/klagomål/A 61583-2025 FSC-klagomål.docx
@@ -735,7 +735,7 @@
     <w:r>
       <w:tab/>
       <w:tab/>
-      <w:t>2026-04-29</w:t>
+      <w:t>2026-04-30</w:t>
       <w:br/>
       <w:br/>
     </w:r>

--- a/klagomål/A 61583-2025 FSC-klagomål.docx
+++ b/klagomål/A 61583-2025 FSC-klagomål.docx
@@ -735,7 +735,7 @@
     <w:r>
       <w:tab/>
       <w:tab/>
-      <w:t>2026-04-30</w:t>
+      <w:t>2026-05-01</w:t>
       <w:br/>
       <w:br/>
     </w:r>

--- a/klagomål/A 61583-2025 FSC-klagomål.docx
+++ b/klagomål/A 61583-2025 FSC-klagomål.docx
@@ -735,7 +735,7 @@
     <w:r>
       <w:tab/>
       <w:tab/>
-      <w:t>2026-05-01</w:t>
+      <w:t>2026-05-02</w:t>
       <w:br/>
       <w:br/>
     </w:r>

--- a/klagomål/A 61583-2025 FSC-klagomål.docx
+++ b/klagomål/A 61583-2025 FSC-klagomål.docx
@@ -735,7 +735,7 @@
     <w:r>
       <w:tab/>
       <w:tab/>
-      <w:t>2026-05-02</w:t>
+      <w:t>2026-05-03</w:t>
       <w:br/>
       <w:br/>
     </w:r>

--- a/klagomål/A 61583-2025 FSC-klagomål.docx
+++ b/klagomål/A 61583-2025 FSC-klagomål.docx
@@ -735,7 +735,7 @@
     <w:r>
       <w:tab/>
       <w:tab/>
-      <w:t>2026-05-03</w:t>
+      <w:t>2026-05-04</w:t>
       <w:br/>
       <w:br/>
     </w:r>

--- a/klagomål/A 61583-2025 FSC-klagomål.docx
+++ b/klagomål/A 61583-2025 FSC-klagomål.docx
@@ -735,7 +735,7 @@
     <w:r>
       <w:tab/>
       <w:tab/>
-      <w:t>2026-05-04</w:t>
+      <w:t>2026-05-05</w:t>
       <w:br/>
       <w:br/>
     </w:r>

--- a/klagomål/A 61583-2025 FSC-klagomål.docx
+++ b/klagomål/A 61583-2025 FSC-klagomål.docx
@@ -735,7 +735,7 @@
     <w:r>
       <w:tab/>
       <w:tab/>
-      <w:t>2026-05-05</w:t>
+      <w:t>2026-05-06</w:t>
       <w:br/>
       <w:br/>
     </w:r>

--- a/klagomål/A 61583-2025 FSC-klagomål.docx
+++ b/klagomål/A 61583-2025 FSC-klagomål.docx
@@ -735,7 +735,7 @@
     <w:r>
       <w:tab/>
       <w:tab/>
-      <w:t>2026-05-16</w:t>
+      <w:t>2026-05-17</w:t>
       <w:br/>
       <w:br/>
     </w:r>

--- a/klagomål/A 61583-2025 FSC-klagomål.docx
+++ b/klagomål/A 61583-2025 FSC-klagomål.docx
@@ -735,7 +735,7 @@
     <w:r>
       <w:tab/>
       <w:tab/>
-      <w:t>2026-05-17</w:t>
+      <w:t>2026-05-18</w:t>
       <w:br/>
       <w:br/>
     </w:r>

--- a/klagomål/A 61583-2025 FSC-klagomål.docx
+++ b/klagomål/A 61583-2025 FSC-klagomål.docx
@@ -735,7 +735,7 @@
     <w:r>
       <w:tab/>
       <w:tab/>
-      <w:t>2026-05-18</w:t>
+      <w:t>2026-05-19</w:t>
       <w:br/>
       <w:br/>
     </w:r>

--- a/klagomål/A 61583-2025 FSC-klagomål.docx
+++ b/klagomål/A 61583-2025 FSC-klagomål.docx
@@ -735,7 +735,7 @@
     <w:r>
       <w:tab/>
       <w:tab/>
-      <w:t>2026-05-19</w:t>
+      <w:t>2026-05-20</w:t>
       <w:br/>
       <w:br/>
     </w:r>
